--- a/docs/word/00_研修企画書.docx
+++ b/docs/word/00_研修企画書.docx
@@ -593,7 +593,7 @@
           <w:rFonts w:ascii="Yu Gothic" w:hAnsi="Yu Gothic" w:eastAsia="游ゴシック"/>
           <w:b/>
         </w:rPr>
-        <w:t>株式会社みなと精機</w:t>
+        <w:t>みらい商事株式会社</w:t>
       </w:r>
       <w:r>
         <w:rPr>
@@ -609,7 +609,343 @@
           <w:rFonts w:ascii="Yu Gothic" w:hAnsi="Yu Gothic" w:eastAsia="游ゴシック"/>
           <w:b w:val="0"/>
         </w:rPr>
-        <w:t>「若手技術者向けDX基礎研修」を提案します。すべての演習が一つの提案活動につながっているため、</w:t>
+        <w:t>「法人営業20名向けの生成AI活用研修」を提案します。</w:t>
+      </w:r>
+    </w:p>
+    <w:tbl>
+      <w:tblPr>
+        <w:tblStyle w:val="TableGrid"/>
+        <w:tblW w:type="auto" w:w="0"/>
+        <w:tblLook w:firstColumn="1" w:firstRow="1" w:lastColumn="0" w:lastRow="0" w:noHBand="0" w:noVBand="1" w:val="04A0"/>
+      </w:tblPr>
+      <w:tblGrid>
+        <w:gridCol w:w="4819"/>
+        <w:gridCol w:w="4819"/>
+      </w:tblGrid>
+      <w:tr>
+        <w:tc>
+          <w:tcPr>
+            <w:tcW w:type="dxa" w:w="4819"/>
+            <w:shd w:val="clear" w:color="auto" w:fill="DCE9F5"/>
+          </w:tcPr>
+          <w:p>
+            <w:r/>
+            <w:r>
+              <w:rPr>
+                <w:rFonts w:ascii="Yu Gothic" w:hAnsi="Yu Gothic" w:eastAsia="游ゴシック"/>
+                <w:b/>
+                <w:sz w:val="19"/>
+              </w:rPr>
+              <w:t>項目</w:t>
+            </w:r>
+          </w:p>
+        </w:tc>
+        <w:tc>
+          <w:tcPr>
+            <w:tcW w:type="dxa" w:w="4819"/>
+            <w:shd w:val="clear" w:color="auto" w:fill="DCE9F5"/>
+          </w:tcPr>
+          <w:p>
+            <w:r/>
+            <w:r>
+              <w:rPr>
+                <w:rFonts w:ascii="Yu Gothic" w:hAnsi="Yu Gothic" w:eastAsia="游ゴシック"/>
+                <w:b/>
+                <w:sz w:val="19"/>
+              </w:rPr>
+              <w:t>顧客の状況（架空）</w:t>
+            </w:r>
+          </w:p>
+        </w:tc>
+      </w:tr>
+      <w:tr>
+        <w:tc>
+          <w:tcPr>
+            <w:tcW w:type="dxa" w:w="4819"/>
+          </w:tcPr>
+          <w:p>
+            <w:r/>
+            <w:r>
+              <w:rPr>
+                <w:rFonts w:ascii="Yu Gothic" w:hAnsi="Yu Gothic" w:eastAsia="游ゴシック"/>
+                <w:b w:val="0"/>
+                <w:sz w:val="19"/>
+              </w:rPr>
+              <w:t>会社</w:t>
+            </w:r>
+          </w:p>
+        </w:tc>
+        <w:tc>
+          <w:tcPr>
+            <w:tcW w:type="dxa" w:w="4819"/>
+          </w:tcPr>
+          <w:p>
+            <w:r/>
+            <w:r>
+              <w:rPr>
+                <w:rFonts w:ascii="Yu Gothic" w:hAnsi="Yu Gothic" w:eastAsia="游ゴシック"/>
+                <w:b w:val="0"/>
+                <w:sz w:val="19"/>
+              </w:rPr>
+              <w:t>みらい商事株式会社（東京都）。産業機器・電子部品の専門商社</w:t>
+            </w:r>
+          </w:p>
+        </w:tc>
+      </w:tr>
+      <w:tr>
+        <w:tc>
+          <w:tcPr>
+            <w:tcW w:type="dxa" w:w="4819"/>
+          </w:tcPr>
+          <w:p>
+            <w:r/>
+            <w:r>
+              <w:rPr>
+                <w:rFonts w:ascii="Yu Gothic" w:hAnsi="Yu Gothic" w:eastAsia="游ゴシック"/>
+                <w:b w:val="0"/>
+                <w:sz w:val="19"/>
+              </w:rPr>
+              <w:t>相談内容</w:t>
+            </w:r>
+          </w:p>
+        </w:tc>
+        <w:tc>
+          <w:tcPr>
+            <w:tcW w:type="dxa" w:w="4819"/>
+          </w:tcPr>
+          <w:p>
+            <w:r/>
+            <w:r>
+              <w:rPr>
+                <w:rFonts w:ascii="Yu Gothic" w:hAnsi="Yu Gothic" w:eastAsia="游ゴシック"/>
+                <w:b w:val="0"/>
+                <w:sz w:val="19"/>
+              </w:rPr>
+              <w:t>法人営業20名向けの生成AI活用研修を検討</w:t>
+            </w:r>
+          </w:p>
+        </w:tc>
+      </w:tr>
+      <w:tr>
+        <w:tc>
+          <w:tcPr>
+            <w:tcW w:type="dxa" w:w="4819"/>
+          </w:tcPr>
+          <w:p>
+            <w:r/>
+            <w:r>
+              <w:rPr>
+                <w:rFonts w:ascii="Yu Gothic" w:hAnsi="Yu Gothic" w:eastAsia="游ゴシック"/>
+                <w:b w:val="0"/>
+                <w:sz w:val="19"/>
+              </w:rPr>
+              <w:t>IT環境</w:t>
+            </w:r>
+          </w:p>
+        </w:tc>
+        <w:tc>
+          <w:tcPr>
+            <w:tcW w:type="dxa" w:w="4819"/>
+          </w:tcPr>
+          <w:p>
+            <w:r/>
+            <w:r>
+              <w:rPr>
+                <w:rFonts w:ascii="Yu Gothic" w:hAnsi="Yu Gothic" w:eastAsia="游ゴシック"/>
+                <w:b w:val="0"/>
+                <w:sz w:val="19"/>
+              </w:rPr>
+              <w:t>Microsoft 365 を利用。一部の部署で Copilot を試行中</w:t>
+            </w:r>
+          </w:p>
+        </w:tc>
+      </w:tr>
+      <w:tr>
+        <w:tc>
+          <w:tcPr>
+            <w:tcW w:type="dxa" w:w="4819"/>
+          </w:tcPr>
+          <w:p>
+            <w:r/>
+            <w:r>
+              <w:rPr>
+                <w:rFonts w:ascii="Yu Gothic" w:hAnsi="Yu Gothic" w:eastAsia="游ゴシック"/>
+                <w:b w:val="0"/>
+                <w:sz w:val="19"/>
+              </w:rPr>
+              <w:t>時期</w:t>
+            </w:r>
+          </w:p>
+        </w:tc>
+        <w:tc>
+          <w:tcPr>
+            <w:tcW w:type="dxa" w:w="4819"/>
+          </w:tcPr>
+          <w:p>
+            <w:r/>
+            <w:r>
+              <w:rPr>
+                <w:rFonts w:ascii="Yu Gothic" w:hAnsi="Yu Gothic" w:eastAsia="游ゴシック"/>
+                <w:b w:val="0"/>
+                <w:sz w:val="19"/>
+              </w:rPr>
+              <w:t>11月上旬を希望</w:t>
+            </w:r>
+          </w:p>
+        </w:tc>
+      </w:tr>
+      <w:tr>
+        <w:tc>
+          <w:tcPr>
+            <w:tcW w:type="dxa" w:w="4819"/>
+          </w:tcPr>
+          <w:p>
+            <w:r/>
+            <w:r>
+              <w:rPr>
+                <w:rFonts w:ascii="Yu Gothic" w:hAnsi="Yu Gothic" w:eastAsia="游ゴシック"/>
+                <w:b w:val="0"/>
+                <w:sz w:val="19"/>
+              </w:rPr>
+              <w:t>予算</w:t>
+            </w:r>
+          </w:p>
+        </w:tc>
+        <w:tc>
+          <w:tcPr>
+            <w:tcW w:type="dxa" w:w="4819"/>
+          </w:tcPr>
+          <w:p>
+            <w:r/>
+            <w:r>
+              <w:rPr>
+                <w:rFonts w:ascii="Yu Gothic" w:hAnsi="Yu Gothic" w:eastAsia="游ゴシック"/>
+                <w:b w:val="0"/>
+                <w:sz w:val="19"/>
+              </w:rPr>
+              <w:t>目安100万円（</w:t>
+            </w:r>
+            <w:r>
+              <w:rPr>
+                <w:rFonts w:ascii="Yu Gothic" w:hAnsi="Yu Gothic" w:eastAsia="游ゴシック"/>
+                <w:b/>
+                <w:sz w:val="19"/>
+              </w:rPr>
+              <w:t>承認前</w:t>
+            </w:r>
+            <w:r>
+              <w:rPr>
+                <w:rFonts w:ascii="Yu Gothic" w:hAnsi="Yu Gothic" w:eastAsia="游ゴシック"/>
+                <w:b w:val="0"/>
+                <w:sz w:val="19"/>
+              </w:rPr>
+              <w:t>）</w:t>
+            </w:r>
+          </w:p>
+        </w:tc>
+      </w:tr>
+      <w:tr>
+        <w:tc>
+          <w:tcPr>
+            <w:tcW w:type="dxa" w:w="4819"/>
+          </w:tcPr>
+          <w:p>
+            <w:r/>
+            <w:r>
+              <w:rPr>
+                <w:rFonts w:ascii="Yu Gothic" w:hAnsi="Yu Gothic" w:eastAsia="游ゴシック"/>
+                <w:b w:val="0"/>
+                <w:sz w:val="19"/>
+              </w:rPr>
+              <w:t>求められているもの</w:t>
+            </w:r>
+          </w:p>
+        </w:tc>
+        <w:tc>
+          <w:tcPr>
+            <w:tcW w:type="dxa" w:w="4819"/>
+          </w:tcPr>
+          <w:p>
+            <w:r/>
+            <w:r>
+              <w:rPr>
+                <w:rFonts w:ascii="Yu Gothic" w:hAnsi="Yu Gothic" w:eastAsia="游ゴシック"/>
+                <w:b/>
+                <w:sz w:val="19"/>
+              </w:rPr>
+              <w:t>A案・B案の2案</w:t>
+            </w:r>
+            <w:r>
+              <w:rPr>
+                <w:rFonts w:ascii="Yu Gothic" w:hAnsi="Yu Gothic" w:eastAsia="游ゴシック"/>
+                <w:b w:val="0"/>
+                <w:sz w:val="19"/>
+              </w:rPr>
+              <w:t xml:space="preserve"> の提案書と概算見積</w:t>
+            </w:r>
+          </w:p>
+        </w:tc>
+      </w:tr>
+      <w:tr>
+        <w:tc>
+          <w:tcPr>
+            <w:tcW w:type="dxa" w:w="4819"/>
+          </w:tcPr>
+          <w:p>
+            <w:r/>
+            <w:r>
+              <w:rPr>
+                <w:rFonts w:ascii="Yu Gothic" w:hAnsi="Yu Gothic" w:eastAsia="游ゴシック"/>
+                <w:b w:val="0"/>
+                <w:sz w:val="19"/>
+              </w:rPr>
+              <w:t>決裁者</w:t>
+            </w:r>
+          </w:p>
+        </w:tc>
+        <w:tc>
+          <w:tcPr>
+            <w:tcW w:type="dxa" w:w="4819"/>
+          </w:tcPr>
+          <w:p>
+            <w:r/>
+            <w:r>
+              <w:rPr>
+                <w:rFonts w:ascii="Yu Gothic" w:hAnsi="Yu Gothic" w:eastAsia="游ゴシック"/>
+                <w:b w:val="0"/>
+                <w:sz w:val="19"/>
+              </w:rPr>
+              <w:t>窓口（営業企画部 佐伯課長）の上長。</w:t>
+            </w:r>
+            <w:r>
+              <w:rPr>
+                <w:rFonts w:ascii="Yu Gothic" w:hAnsi="Yu Gothic" w:eastAsia="游ゴシック"/>
+                <w:b/>
+                <w:sz w:val="19"/>
+              </w:rPr>
+              <w:t>誰が決裁するかは未特定</w:t>
+            </w:r>
+          </w:p>
+        </w:tc>
+      </w:tr>
+    </w:tbl>
+    <w:p/>
+    <w:p>
+      <w:r>
+        <w:rPr>
+          <w:rFonts w:ascii="Yu Gothic" w:hAnsi="Yu Gothic" w:eastAsia="游ゴシック"/>
+          <w:b w:val="0"/>
+        </w:rPr>
+        <w:t>予算が未承認で決裁者も見えていないため、受講者は「決裁者に説明できる提案」を意識して、</w:t>
+      </w:r>
+    </w:p>
+    <w:p>
+      <w:r>
+        <w:rPr>
+          <w:rFonts w:ascii="Yu Gothic" w:hAnsi="Yu Gothic" w:eastAsia="游ゴシック"/>
+          <w:b w:val="0"/>
+        </w:rPr>
+        <w:t>予算内のA案と、効果を重視したB案を作り分けます。すべての演習が一つの提案活動につながっているため、</w:t>
       </w:r>
     </w:p>
     <w:p>
@@ -1898,7 +2234,7 @@
                 <w:b w:val="0"/>
                 <w:sz w:val="19"/>
               </w:rPr>
-              <w:t>見積試算表（Excel）</w:t>
+              <w:t>見積試算表（A案・B案／Excel）</w:t>
             </w:r>
           </w:p>
         </w:tc>
@@ -1932,7 +2268,7 @@
                 <w:b w:val="0"/>
                 <w:sz w:val="19"/>
               </w:rPr>
-              <w:t>提案書（Word）</w:t>
+              <w:t>提案書（A案・B案／Word）</w:t>
             </w:r>
           </w:p>
         </w:tc>

--- a/docs/word/00_研修企画書.docx
+++ b/docs/word/00_研修企画書.docx
@@ -687,7 +687,41 @@
                 <w:b w:val="0"/>
                 <w:sz w:val="19"/>
               </w:rPr>
-              <w:t>みらい商事株式会社（東京都）。産業機器・電子部品の専門商社</w:t>
+              <w:t>みらい商事株式会社（東京都）。全社約300名</w:t>
+            </w:r>
+          </w:p>
+        </w:tc>
+      </w:tr>
+      <w:tr>
+        <w:tc>
+          <w:tcPr>
+            <w:tcW w:type="dxa" w:w="4819"/>
+          </w:tcPr>
+          <w:p>
+            <w:r/>
+            <w:r>
+              <w:rPr>
+                <w:rFonts w:ascii="Yu Gothic" w:hAnsi="Yu Gothic" w:eastAsia="游ゴシック"/>
+                <w:b w:val="0"/>
+                <w:sz w:val="19"/>
+              </w:rPr>
+              <w:t>窓口</w:t>
+            </w:r>
+          </w:p>
+        </w:tc>
+        <w:tc>
+          <w:tcPr>
+            <w:tcW w:type="dxa" w:w="4819"/>
+          </w:tcPr>
+          <w:p>
+            <w:r/>
+            <w:r>
+              <w:rPr>
+                <w:rFonts w:ascii="Yu Gothic" w:hAnsi="Yu Gothic" w:eastAsia="游ゴシック"/>
+                <w:b w:val="0"/>
+                <w:sz w:val="19"/>
+              </w:rPr>
+              <w:t>佐藤 美和 様（人材開発担当）、田中 淳 様（営業企画担当）</w:t>
             </w:r>
           </w:p>
         </w:tc>
@@ -721,7 +755,7 @@
                 <w:b w:val="0"/>
                 <w:sz w:val="19"/>
               </w:rPr>
-              <w:t>法人営業20名向けの生成AI活用研修を検討</w:t>
+              <w:t>生成AIの利用状況に部署・担当者で差がある。法人営業の担当者20名向けの研修を検討（他部署展開は別途）</w:t>
             </w:r>
           </w:p>
         </w:tc>
@@ -789,7 +823,7 @@
                 <w:b w:val="0"/>
                 <w:sz w:val="19"/>
               </w:rPr>
-              <w:t>11月上旬を希望</w:t>
+              <w:t>11月上旬を希望（日付・会場は未確定。会場・端末・ライセンスは顧客手配）</w:t>
             </w:r>
           </w:p>
         </w:tc>
@@ -831,7 +865,7 @@
                 <w:b/>
                 <w:sz w:val="19"/>
               </w:rPr>
-              <w:t>承認前</w:t>
+              <w:t>承認済みの上限ではない</w:t>
             </w:r>
             <w:r>
               <w:rPr>
@@ -857,7 +891,7 @@
                 <w:b w:val="0"/>
                 <w:sz w:val="19"/>
               </w:rPr>
-              <w:t>求められているもの</w:t>
+              <w:t>提案</w:t>
             </w:r>
           </w:p>
         </w:tc>
@@ -873,7 +907,7 @@
                 <w:b/>
                 <w:sz w:val="19"/>
               </w:rPr>
-              <w:t>A案・B案の2案</w:t>
+              <w:t>A案</w:t>
             </w:r>
             <w:r>
               <w:rPr>
@@ -881,7 +915,23 @@
                 <w:b w:val="0"/>
                 <w:sz w:val="19"/>
               </w:rPr>
-              <w:t xml:space="preserve"> の提案書と概算見積</w:t>
+              <w:t xml:space="preserve"> 集合研修2日間＋教材 60万円／</w:t>
+            </w:r>
+            <w:r>
+              <w:rPr>
+                <w:rFonts w:ascii="Yu Gothic" w:hAnsi="Yu Gothic" w:eastAsia="游ゴシック"/>
+                <w:b/>
+                <w:sz w:val="19"/>
+              </w:rPr>
+              <w:t>B案</w:t>
+            </w:r>
+            <w:r>
+              <w:rPr>
+                <w:rFonts w:ascii="Yu Gothic" w:hAnsi="Yu Gothic" w:eastAsia="游ゴシック"/>
+                <w:b w:val="0"/>
+                <w:sz w:val="19"/>
+              </w:rPr>
+              <w:t xml:space="preserve"> A案＋事前診断＋受講後1か月の活用フォロー 100万円（税抜）</w:t>
             </w:r>
           </w:p>
         </w:tc>
@@ -899,7 +949,7 @@
                 <w:b w:val="0"/>
                 <w:sz w:val="19"/>
               </w:rPr>
-              <w:t>決裁者</w:t>
+              <w:t>決裁</w:t>
             </w:r>
           </w:p>
         </w:tc>
@@ -915,7 +965,7 @@
                 <w:b w:val="0"/>
                 <w:sz w:val="19"/>
               </w:rPr>
-              <w:t>窓口（営業企画部 佐伯課長）の上長。</w:t>
+              <w:t>人材開発担当の上長が判断。</w:t>
             </w:r>
             <w:r>
               <w:rPr>
@@ -923,7 +973,75 @@
                 <w:b/>
                 <w:sz w:val="19"/>
               </w:rPr>
-              <w:t>誰が決裁するかは未特定</w:t>
+              <w:t>最終的な承認者は金額確定後に確認</w:t>
+            </w:r>
+          </w:p>
+        </w:tc>
+      </w:tr>
+      <w:tr>
+        <w:tc>
+          <w:tcPr>
+            <w:tcW w:type="dxa" w:w="4819"/>
+          </w:tcPr>
+          <w:p>
+            <w:r/>
+            <w:r>
+              <w:rPr>
+                <w:rFonts w:ascii="Yu Gothic" w:hAnsi="Yu Gothic" w:eastAsia="游ゴシック"/>
+                <w:b w:val="0"/>
+                <w:sz w:val="19"/>
+              </w:rPr>
+              <w:t>未確定事項</w:t>
+            </w:r>
+          </w:p>
+        </w:tc>
+        <w:tc>
+          <w:tcPr>
+            <w:tcW w:type="dxa" w:w="4819"/>
+          </w:tcPr>
+          <w:p>
+            <w:r/>
+            <w:r>
+              <w:rPr>
+                <w:rFonts w:ascii="Yu Gothic" w:hAnsi="Yu Gothic" w:eastAsia="游ゴシック"/>
+                <w:b w:val="0"/>
+                <w:sz w:val="19"/>
+              </w:rPr>
+              <w:t>対象20名の Copilot 利用可否、A案の場合のフォロー担当、予算承認</w:t>
+            </w:r>
+          </w:p>
+        </w:tc>
+      </w:tr>
+      <w:tr>
+        <w:tc>
+          <w:tcPr>
+            <w:tcW w:type="dxa" w:w="4819"/>
+          </w:tcPr>
+          <w:p>
+            <w:r/>
+            <w:r>
+              <w:rPr>
+                <w:rFonts w:ascii="Yu Gothic" w:hAnsi="Yu Gothic" w:eastAsia="游ゴシック"/>
+                <w:b w:val="0"/>
+                <w:sz w:val="19"/>
+              </w:rPr>
+              <w:t>日程</w:t>
+            </w:r>
+          </w:p>
+        </w:tc>
+        <w:tc>
+          <w:tcPr>
+            <w:tcW w:type="dxa" w:w="4819"/>
+          </w:tcPr>
+          <w:p>
+            <w:r/>
+            <w:r>
+              <w:rPr>
+                <w:rFonts w:ascii="Yu Gothic" w:hAnsi="Yu Gothic" w:eastAsia="游ゴシック"/>
+                <w:b w:val="0"/>
+                <w:sz w:val="19"/>
+              </w:rPr>
+              <w:t>初回訪問 10/6（火）→ 骨子送付 10/9（金）→ 資料受領 10/12（月）・10/13（火）→ 提案 10/16（金）14:00 → 研修 11月上旬</w:t>
             </w:r>
           </w:p>
         </w:tc>
@@ -936,7 +1054,7 @@
           <w:rFonts w:ascii="Yu Gothic" w:hAnsi="Yu Gothic" w:eastAsia="游ゴシック"/>
           <w:b w:val="0"/>
         </w:rPr>
-        <w:t>予算が未承認で決裁者も見えていないため、受講者は「決裁者に説明できる提案」を意識して、</w:t>
+        <w:t>予算が承認前で最終承認者も決まっていないため、受講者は「上長に説明できる提案（上長説明用の1枚）」と</w:t>
       </w:r>
     </w:p>
     <w:p>
@@ -945,7 +1063,7 @@
           <w:rFonts w:ascii="Yu Gothic" w:hAnsi="Yu Gothic" w:eastAsia="游ゴシック"/>
           <w:b w:val="0"/>
         </w:rPr>
-        <w:t>予算内のA案と、効果を重視したB案を作り分けます。すべての演習が一つの提案活動につながっているため、</w:t>
+        <w:t>「決まっていないことを決まっていないものとして残す確認事項の一覧」も作ります。すべての演習が一つの提案活動につながっているため、</w:t>
       </w:r>
     </w:p>
     <w:p>
@@ -2234,7 +2352,7 @@
                 <w:b w:val="0"/>
                 <w:sz w:val="19"/>
               </w:rPr>
-              <w:t>見積試算表（A案・B案／Excel）</w:t>
+              <w:t>概算見積（A案・B案／Excel）</w:t>
             </w:r>
           </w:p>
         </w:tc>
@@ -2268,7 +2386,7 @@
                 <w:b w:val="0"/>
                 <w:sz w:val="19"/>
               </w:rPr>
-              <w:t>提案書（A案・B案／Word）</w:t>
+              <w:t>確認事項の一覧（Word）</w:t>
             </w:r>
           </w:p>
         </w:tc>
@@ -2284,7 +2402,41 @@
                 <w:b w:val="0"/>
                 <w:sz w:val="19"/>
               </w:rPr>
-              <w:t>演習11</w:t>
+              <w:t>演習8</w:t>
+            </w:r>
+          </w:p>
+        </w:tc>
+      </w:tr>
+      <w:tr>
+        <w:tc>
+          <w:tcPr>
+            <w:tcW w:type="dxa" w:w="4819"/>
+          </w:tcPr>
+          <w:p>
+            <w:r/>
+            <w:r>
+              <w:rPr>
+                <w:rFonts w:ascii="Yu Gothic" w:hAnsi="Yu Gothic" w:eastAsia="游ゴシック"/>
+                <w:b w:val="0"/>
+                <w:sz w:val="19"/>
+              </w:rPr>
+              <w:t>提案書（A案・B案）・上長説明用の1枚（Word／PowerPoint）</w:t>
+            </w:r>
+          </w:p>
+        </w:tc>
+        <w:tc>
+          <w:tcPr>
+            <w:tcW w:type="dxa" w:w="4819"/>
+          </w:tcPr>
+          <w:p>
+            <w:r/>
+            <w:r>
+              <w:rPr>
+                <w:rFonts w:ascii="Yu Gothic" w:hAnsi="Yu Gothic" w:eastAsia="游ゴシック"/>
+                <w:b w:val="0"/>
+                <w:sz w:val="19"/>
+              </w:rPr>
+              <w:t>演習11・12</w:t>
             </w:r>
           </w:p>
         </w:tc>
